--- a/reports/AML_Final_Report_editable.docx
+++ b/reports/AML_Final_Report_editable.docx
@@ -41,7 +41,7 @@
         <w:t xml:space="preserve">docker compose up -d --build</w:t>
       </w:r>
       <w:r>
-        <w:t xml:space="preserve">, then switch on the DAG.</w:t>
+        <w:t xml:space="preserve">, then the README steps (data DAG, one training run, inference DAG).</w:t>
       </w:r>
     </w:p>
     <w:bookmarkStart w:id="20" w:name="problem-users-and-success-criteria"/>
@@ -218,7 +218,7 @@
               <w:jc w:val="left"/>
             </w:pPr>
             <w:r>
-              <w:t xml:space="preserve">Keep the pipeline healthy, approve and roll back models</w:t>
+              <w:t xml:space="preserve">Keep the pipeline healthy, decide on retraining, approve and roll back models</w:t>
             </w:r>
           </w:p>
         </w:tc>
@@ -764,13 +764,29 @@
           <w:bCs/>
           <w:b/>
         </w:rPr>
-        <w:t xml:space="preserve">Daily pipeline.</w:t>
-      </w:r>
-      <w:r>
-        <w:t xml:space="preserve"> </w:t>
-      </w:r>
-      <w:r>
-        <w:t xml:space="preserve">One DAG run processes one day of transactions (Airflow's</w:t>
+        <w:t xml:space="preserve">Three DAGs.</w:t>
+      </w:r>
+      <w:r>
+        <w:t xml:space="preserve"> </w:t>
+      </w:r>
+      <w:r>
+        <w:t xml:space="preserve">Following the feature, training and inference pipelines of Session 7, the system has three Airflow DAGs that exchange data only through the stores and the MLflow registry. The</w:t>
+      </w:r>
+      <w:r>
+        <w:t xml:space="preserve"> </w:t>
+      </w:r>
+      <w:r>
+        <w:rPr>
+          <w:iCs/>
+          <w:i/>
+        </w:rPr>
+        <w:t xml:space="preserve">data DAG</w:t>
+      </w:r>
+      <w:r>
+        <w:t xml:space="preserve"> </w:t>
+      </w:r>
+      <w:r>
+        <w:t xml:space="preserve">runs daily; one run processes one day of transactions (Airflow's</w:t>
       </w:r>
       <w:r>
         <w:t xml:space="preserve"> </w:t>
@@ -779,7 +795,39 @@
         <w:t xml:space="preserve">ds</w:t>
       </w:r>
       <w:r>
-        <w:t xml:space="preserve">). Bronze and silver ingest day ds. Features look back and labels look forward, so the gold jobs work on different snapshots: features for the next morning (ds+1), and labels for the snapshot taken the morning before (ds-1), whose two-day label window has just closed. Training runs only when needed (Section 6), then batch inference scores the ds+1 snapshot and the monitor checks it. We replay Sep 1-10 as production with Airflow's catchup: the ten runs take 12 minutes on a laptop; a normal day takes about one minute, a training day three.</w:t>
+        <w:t xml:space="preserve">). Bronze and silver ingest day ds. Features look back and labels look forward, so the gold jobs work on different snapshots: features for the next morning (ds+1), and labels for the snapshot taken the morning before (ds-1), whose two-day label window has just closed. The</w:t>
+      </w:r>
+      <w:r>
+        <w:t xml:space="preserve"> </w:t>
+      </w:r>
+      <w:r>
+        <w:rPr>
+          <w:iCs/>
+          <w:i/>
+        </w:rPr>
+        <w:t xml:space="preserve">training DAG</w:t>
+      </w:r>
+      <w:r>
+        <w:t xml:space="preserve"> </w:t>
+      </w:r>
+      <w:r>
+        <w:t xml:space="preserve">has no schedule; a person runs it with a train date (Section 6). The</w:t>
+      </w:r>
+      <w:r>
+        <w:t xml:space="preserve"> </w:t>
+      </w:r>
+      <w:r>
+        <w:rPr>
+          <w:iCs/>
+          <w:i/>
+        </w:rPr>
+        <w:t xml:space="preserve">inference DAG</w:t>
+      </w:r>
+      <w:r>
+        <w:t xml:space="preserve"> </w:t>
+      </w:r>
+      <w:r>
+        <w:t xml:space="preserve">runs daily, waits for the data run of the same day (a sensor in reschedule mode, so it does not block the single-slot executor), scores the ds+1 snapshot and runs the monitor. We replay Sep 1-10 as production with Airflow's catchup: on a laptop the data DAG's ten runs take 7 minutes, a training run under 2 minutes and the inference DAG's catch-up about one minute.</w:t>
       </w:r>
     </w:p>
     <w:p>
@@ -1223,13 +1271,7 @@
         <w:t xml:space="preserve"> </w:t>
       </w:r>
       <w:r>
-        <w:t xml:space="preserve">model_train.py</w:t>
-      </w:r>
-      <w:r>
-        <w:t xml:space="preserve"> </w:t>
-      </w:r>
-      <w:r>
-        <w:t xml:space="preserve">loads the train and validation snapshots from the feature and label stores. LR is tuned over a small grid (C, class weight). Each LightGBM is tuned with a 20-try random search over leaves, minimum leaf size, learning rate, column sampling, L2 and scale_pos_weight, every try with early stopping on validation PR-AUC. All three models are logged to MLflow (parameters, train and validation metrics, the table of all tuning tries) and registered as new versions of the model</w:t>
+        <w:t xml:space="preserve">The training DAG checks that the train and validation snapshots have features and labels, then trains the three models as separate tasks, one script per model, so each can be changed and rerun on its own. LR is tuned over a small grid (C, class weight). Each LightGBM is tuned with a 20-try random search over leaves, minimum leaf size, learning rate, column sampling, L2 and scale_pos_weight, every try with early stopping on validation PR-AUC. Each model is logged to MLflow (parameters, train and validation metrics, the table of all tuning tries) and registered as a new version of</w:t>
       </w:r>
       <w:r>
         <w:t xml:space="preserve"> </w:t>
@@ -1238,7 +1280,16 @@
         <w:t xml:space="preserve">aml-account-risk</w:t>
       </w:r>
       <w:r>
-        <w:t xml:space="preserve">. Training takes about two minutes on a laptop CPU, so a GPU or distributed training was not needed.</w:t>
+        <w:t xml:space="preserve">. A last task,</w:t>
+      </w:r>
+      <w:r>
+        <w:t xml:space="preserve"> </w:t>
+      </w:r>
+      <w:r>
+        <w:t xml:space="preserve">model_select.py</w:t>
+      </w:r>
+      <w:r>
+        <w:t xml:space="preserve">, applies the selection rule, moves the aliases and draws the models against the LR baseline on the same validation snapshot. Training the three models takes under two minutes on a laptop CPU, so a GPU or distributed training was not needed.</w:t>
       </w:r>
     </w:p>
     <w:p>
@@ -1531,7 +1582,7 @@
         <w:t xml:space="preserve"> </w:t>
       </w:r>
       <w:r>
-        <w:t xml:space="preserve">The champion is the simplest model within 10% of the best validation PR-AUC. The graph model was only 3% better on validation, well inside the noise of 565 positives, and it costs an extra daily job, so plain LightGBM became champion (version 2). The graph model became challenger (v3) and LR the baseline (v1); both run in shadow mode.</w:t>
+        <w:t xml:space="preserve">The champion is the simplest model within 10% of the best validation PR-AUC. The graph model was only 3% better on validation, well inside the noise of 565 positives, and it costs an extra daily job, so plain LightGBM became champion (version 2). The graph model became challenger (v3) and runs in shadow mode. LR (v1) is the baseline: not scored daily, but drawn against both at each training (validation PR-AUC 0.065 and 0.067 against 0.042).</w:t>
       </w:r>
     </w:p>
     <w:p>
@@ -1583,7 +1634,7 @@
         <w:t xml:space="preserve">model_inference.py</w:t>
       </w:r>
       <w:r>
-        <w:t xml:space="preserve">, daily). It loads every model that has an alias, scores all accounts of the snapshot (about 250k in a few seconds) and saves every score with its model version to the inference store. The champion's top 500 accounts, with three reasons each, become the morning alert list. Challenger and baseline scores are stored but never shown to investigators: this is our shadow deployment.</w:t>
+        <w:t xml:space="preserve">, daily). It loads the champion and the shadow models (the challenger, or the two new models after a retrain) by alias from the MLflow registry, scores all accounts of the snapshot (about 250k in a few seconds) and saves every score with its model version to the inference store. A model never scores snapshots older than its training date. The champion's top 500 accounts, with three reasons each, become the morning alert list. Shadow scores are stored but never shown to investigators: this is our shadow deployment.</w:t>
       </w:r>
     </w:p>
     <w:p>
@@ -1829,6 +1880,24 @@
           <w:bCs/>
           <w:b/>
         </w:rPr>
+        <w:t xml:space="preserve">Registry and release.</w:t>
+      </w:r>
+      <w:r>
+        <w:t xml:space="preserve"> </w:t>
+      </w:r>
+      <w:r>
+        <w:t xml:space="preserve">One registered model in MLflow with aliases replaces file names: champion (production), challenger (shadow) and baseline (the LR benchmark, compared at each training). A retrain puts its two new models in shadow (shadow_1, shadow_2) while the champion keeps serving; the old challenger, trained on the same old data, stops. Promotion is a human decision against written criteria (at least three labelled days with higher P@500, no other metric worse): an ML engineer runs model_promote.py, which makes one new model champion and the other challenger, records who, when and why, and calls POST /reload; the API also re-reads the alias every minute. Rollback is the same command with an older version; both were tested without restarting any container.</w:t>
+      </w:r>
+    </w:p>
+    <w:p>
+      <w:pPr>
+        <w:pStyle w:val="BodyText"/>
+      </w:pPr>
+      <w:r>
+        <w:rPr>
+          <w:bCs/>
+          <w:b/>
+        </w:rPr>
         <w:t xml:space="preserve">Table 6.</w:t>
       </w:r>
       <w:r>
@@ -1975,13 +2044,13 @@
           <w:bCs/>
           <w:b/>
         </w:rPr>
-        <w:t xml:space="preserve">Registry and release.</w:t>
-      </w:r>
-      <w:r>
-        <w:t xml:space="preserve"> </w:t>
-      </w:r>
-      <w:r>
-        <w:t xml:space="preserve">One registered model in MLflow with three aliases replaces file names: champion (production), challenger and baseline (shadow). A retrained model only ever becomes challenger. Promotion is a human decision: an ML engineer moves the champion alias in the MLflow UI after reviewing the shadow results and calls POST /reload; the next batch run picks the new champion up by itself. This works like a blue/green switch, and rollback is moving the alias back. We tested the switch end to end (v2 to v3 and back) without restarting any container.</w:t>
+        <w:t xml:space="preserve">Retraining policy.</w:t>
+      </w:r>
+      <w:r>
+        <w:t xml:space="preserve"> </w:t>
+      </w:r>
+      <w:r>
+        <w:t xml:space="preserve">Retraining is a person's decision, not a timer. The monitor raises a drift alert; an ML engineer reviews the drift report and the shadow results and, if a new model is worth it, runs the training DAG with a train date. The new models only run in shadow. In a regulated setting we prefer this: every model change is a recorded human decision.</w:t>
       </w:r>
     </w:p>
     <w:p>
@@ -1993,31 +2062,13 @@
           <w:bCs/>
           <w:b/>
         </w:rPr>
-        <w:t xml:space="preserve">Retraining policy.</w:t>
-      </w:r>
-      <w:r>
-        <w:t xml:space="preserve"> </w:t>
-      </w:r>
-      <w:r>
-        <w:t xml:space="preserve">The training task runs every day but only trains when there is no champion yet, when the champion is a week old, or when the monitor raised a drift flag and no newer challenger is already waiting for approval.</w:t>
-      </w:r>
-    </w:p>
-    <w:p>
-      <w:pPr>
-        <w:pStyle w:val="BodyText"/>
-      </w:pPr>
-      <w:r>
-        <w:rPr>
-          <w:bCs/>
-          <w:b/>
-        </w:rPr>
         <w:t xml:space="preserve">CI.</w:t>
       </w:r>
       <w:r>
         <w:t xml:space="preserve"> </w:t>
       </w:r>
       <w:r>
-        <w:t xml:space="preserve">GitHub Actions compiles every job and the DAG and runs 10 unit tests on each push and pull request (metrics, including the tie bug in Section 8, PSI, reason codes, and the API with a stub model).</w:t>
+        <w:t xml:space="preserve">GitHub Actions compiles every job and the DAGs and runs 19 unit tests on each push and pull request (metrics, including the tie bug in Section 8, PSI, reason codes, model selection, promotion and the stub-model API).</w:t>
       </w:r>
     </w:p>
     <w:bookmarkEnd w:id="27"/>
@@ -2057,7 +2108,7 @@
         <w:t xml:space="preserve"> </w:t>
       </w:r>
       <w:r>
-        <w:t xml:space="preserve">Once a snapshot's labels arrive, two days later, P@K, R@K and PR-AUC for every alias and two rule baselines, appended to model_performance.csv.</w:t>
+        <w:t xml:space="preserve">Once a snapshot's labels arrive, two days later, P@K, R@K and PR-AUC for the champion, the shadow models and two rule baselines, appended to model_performance.csv.</w:t>
       </w:r>
     </w:p>
     <w:p>
@@ -2153,7 +2204,7 @@
         <w:pStyle w:val="FirstParagraph"/>
       </w:pPr>
       <w:r>
-        <w:t xml:space="preserve">A drift flag is raised when the score or one of the champion's ten most important features passes 0.25.</w:t>
+        <w:t xml:space="preserve">A drift alert (an ERROR in the task log and a row in drift_alerts.csv) is raised when the score or one of the champion's ten most important features passes 0.25. Nothing is retrained automatically.</w:t>
       </w:r>
     </w:p>
     <w:p>
@@ -2218,7 +2269,7 @@
         <w:t xml:space="preserve"> </w:t>
       </w:r>
       <w:r>
-        <w:t xml:space="preserve">On the first production snapshot the monitor found strong drift (Figure 3): hours_since_last_txn (PSI 1.87), active_span_hours (1.24) and the score itself (1.17). The cause is the calendar: the training window (Thursday to Sunday) contains a weekend and the test window (Monday to Thursday) does not, so recency and activity features shift. The flag triggered a retrain the next night (train Sep 6, validation Sep 8); the new LightGBM (v5, validation PR-AUC 0.073) became challenger, and the monitor stopped raising flags while it waits for approval. The attribution view also shows that the model relies most on how large the received amounts are (34% of |SHAP|) and on recency (16%); ACH share is only 5%, less than the EDA made us fear.</w:t>
+        <w:t xml:space="preserve">On the first production snapshot the monitor found strong drift (Figure 3): hours_since_last_txn (PSI 1.87), active_span_hours (1.24) and the score itself (1.17). The cause is the calendar: the training window (Thursday to Sunday) contains a weekend and the test window (Monday to Thursday) does not, so recency and activity features shift. The monitor logged a drift alert, and repeats it every day the drift lasts. We reviewed it and ran the training DAG with train date Sep 10 (train Sep 6, validation Sep 8): the new LightGBM (v5, validation PR-AUC 0.073) and graph model (v6, 0.070) now run in shadow, and the comparison chart showed them and the champion (0.068) well above the LR baseline (0.043) on the same validation day. The attribution view also shows that the model relies most on how large the received amounts are (34% of |SHAP|) and on recency (16%); ACH share is only 5%, less than the EDA made us fear.</w:t>
       </w:r>
     </w:p>
     <w:p>
@@ -2867,7 +2918,7 @@
         <w:pStyle w:val="FirstParagraph"/>
       </w:pPr>
       <w:r>
-        <w:t xml:space="preserve">The champion's morning list of 500 accounts held 47 laundering accounts: 2.2 times the best rule (21) and 45 times a random list. The top of the list is much denser: 9 of the first 10 and 30 of the first 50 accounts were laundering, so a short review already pays off. ACH appears in most top reasons (Table 5), the simulator quirk from Section 2; on real data that reason would need review. The shadow challenger did better on this first labelled production day, with 69 hits. A paired bootstrap of the difference (the same resampled accounts for both models) puts the gain at +4.2 points of P@500 (95% interval 2.2 to 6.2) and +0.013 PR-AUC (0.002 to 0.025), so on this day it is not noise. This is the situation shadow deployment is for: we went live with the simpler model and let new labelled data decide. We recommend promoting v3 once the gain holds on a few more labelled days, which our ten days of data cannot provide.</w:t>
+        <w:t xml:space="preserve">The champion's morning list of 500 accounts held 47 laundering accounts: 2.2 times the best rule (21) and 45 times a random list. The top of the list is much denser: 9 of the first 10 and 30 of the first 50 accounts were laundering, so a short review already pays off. ACH appears in most top reasons (Table 5), the simulator quirk from Section 2; on real data that reason would need review. The shadow challenger did better on this first labelled production day, with 69 hits. A paired bootstrap of the difference (the same resampled accounts for both models) puts the gain at +4.2 points of P@500 (95% interval 2.2 to 6.2) and +0.013 PR-AUC (0.002 to 0.025), so on this day it is not noise. This is the situation shadow deployment is for: we went live with the simpler model and let new labelled data decide. After the retrain the new graph model (v6) runs in shadow next to the new LightGBM (v5); we recommend promoting the graph model once it meets our promotion criteria (Section 6), which our ten days of data cannot provide.</w:t>
       </w:r>
     </w:p>
     <w:p>
@@ -3774,7 +3825,7 @@
       <w:color w:themeColor="accent1" w:themeShade="BF" w:val="365F91"/>
     </w:rPr>
   </w:style>
-  <w:style w:type="paragraph" w:customStyle="1" w:styleId="SourceCode">
+  <w:style w:customStyle="1" w:styleId="SourceCode" w:type="paragraph">
     <w:name w:val="Source Code"/>
     <w:basedOn w:val="Normal"/>
     <w:link w:val="VerbatimChar"/>
@@ -3782,7 +3833,7 @@
       <w:wordWrap w:val="off"/>
     </w:pPr>
   </w:style>
-  <w:style w:type="character" w:customStyle="1" w:styleId="KeywordTok">
+  <w:style w:customStyle="1" w:styleId="KeywordTok" w:type="character">
     <w:name w:val="KeywordTok"/>
     <w:basedOn w:val="VerbatimChar"/>
     <w:rPr>
@@ -3790,82 +3841,82 @@
       <w:b/>
     </w:rPr>
   </w:style>
-  <w:style w:type="character" w:customStyle="1" w:styleId="DataTypeTok">
+  <w:style w:customStyle="1" w:styleId="DataTypeTok" w:type="character">
     <w:name w:val="DataTypeTok"/>
     <w:basedOn w:val="VerbatimChar"/>
     <w:rPr>
       <w:color w:val="902000"/>
     </w:rPr>
   </w:style>
-  <w:style w:type="character" w:customStyle="1" w:styleId="DecValTok">
+  <w:style w:customStyle="1" w:styleId="DecValTok" w:type="character">
     <w:name w:val="DecValTok"/>
     <w:basedOn w:val="VerbatimChar"/>
     <w:rPr>
       <w:color w:val="40a070"/>
     </w:rPr>
   </w:style>
-  <w:style w:type="character" w:customStyle="1" w:styleId="BaseNTok">
+  <w:style w:customStyle="1" w:styleId="BaseNTok" w:type="character">
     <w:name w:val="BaseNTok"/>
     <w:basedOn w:val="VerbatimChar"/>
     <w:rPr>
       <w:color w:val="40a070"/>
     </w:rPr>
   </w:style>
-  <w:style w:type="character" w:customStyle="1" w:styleId="FloatTok">
+  <w:style w:customStyle="1" w:styleId="FloatTok" w:type="character">
     <w:name w:val="FloatTok"/>
     <w:basedOn w:val="VerbatimChar"/>
     <w:rPr>
       <w:color w:val="40a070"/>
     </w:rPr>
   </w:style>
-  <w:style w:type="character" w:customStyle="1" w:styleId="ConstantTok">
+  <w:style w:customStyle="1" w:styleId="ConstantTok" w:type="character">
     <w:name w:val="ConstantTok"/>
     <w:basedOn w:val="VerbatimChar"/>
     <w:rPr>
       <w:color w:val="880000"/>
     </w:rPr>
   </w:style>
-  <w:style w:type="character" w:customStyle="1" w:styleId="CharTok">
+  <w:style w:customStyle="1" w:styleId="CharTok" w:type="character">
     <w:name w:val="CharTok"/>
     <w:basedOn w:val="VerbatimChar"/>
     <w:rPr>
       <w:color w:val="4070a0"/>
     </w:rPr>
   </w:style>
-  <w:style w:type="character" w:customStyle="1" w:styleId="SpecialCharTok">
+  <w:style w:customStyle="1" w:styleId="SpecialCharTok" w:type="character">
     <w:name w:val="SpecialCharTok"/>
     <w:basedOn w:val="VerbatimChar"/>
     <w:rPr>
       <w:color w:val="4070a0"/>
     </w:rPr>
   </w:style>
-  <w:style w:type="character" w:customStyle="1" w:styleId="StringTok">
+  <w:style w:customStyle="1" w:styleId="StringTok" w:type="character">
     <w:name w:val="StringTok"/>
     <w:basedOn w:val="VerbatimChar"/>
     <w:rPr>
       <w:color w:val="4070a0"/>
     </w:rPr>
   </w:style>
-  <w:style w:type="character" w:customStyle="1" w:styleId="VerbatimStringTok">
+  <w:style w:customStyle="1" w:styleId="VerbatimStringTok" w:type="character">
     <w:name w:val="VerbatimStringTok"/>
     <w:basedOn w:val="VerbatimChar"/>
     <w:rPr>
       <w:color w:val="4070a0"/>
     </w:rPr>
   </w:style>
-  <w:style w:type="character" w:customStyle="1" w:styleId="SpecialStringTok">
+  <w:style w:customStyle="1" w:styleId="SpecialStringTok" w:type="character">
     <w:name w:val="SpecialStringTok"/>
     <w:basedOn w:val="VerbatimChar"/>
     <w:rPr>
       <w:color w:val="bb6688"/>
     </w:rPr>
   </w:style>
-  <w:style w:type="character" w:customStyle="1" w:styleId="ImportTok">
+  <w:style w:customStyle="1" w:styleId="ImportTok" w:type="character">
     <w:name w:val="ImportTok"/>
     <w:basedOn w:val="VerbatimChar"/>
     <w:rPr/>
   </w:style>
-  <w:style w:type="character" w:customStyle="1" w:styleId="CommentTok">
+  <w:style w:customStyle="1" w:styleId="CommentTok" w:type="character">
     <w:name w:val="CommentTok"/>
     <w:basedOn w:val="VerbatimChar"/>
     <w:rPr>
@@ -3873,7 +3924,7 @@
       <w:i/>
     </w:rPr>
   </w:style>
-  <w:style w:type="character" w:customStyle="1" w:styleId="DocumentationTok">
+  <w:style w:customStyle="1" w:styleId="DocumentationTok" w:type="character">
     <w:name w:val="DocumentationTok"/>
     <w:basedOn w:val="VerbatimChar"/>
     <w:rPr>
@@ -3881,7 +3932,7 @@
       <w:i/>
     </w:rPr>
   </w:style>
-  <w:style w:type="character" w:customStyle="1" w:styleId="AnnotationTok">
+  <w:style w:customStyle="1" w:styleId="AnnotationTok" w:type="character">
     <w:name w:val="AnnotationTok"/>
     <w:basedOn w:val="VerbatimChar"/>
     <w:rPr>
@@ -3890,7 +3941,7 @@
       <w:i/>
     </w:rPr>
   </w:style>
-  <w:style w:type="character" w:customStyle="1" w:styleId="CommentVarTok">
+  <w:style w:customStyle="1" w:styleId="CommentVarTok" w:type="character">
     <w:name w:val="CommentVarTok"/>
     <w:basedOn w:val="VerbatimChar"/>
     <w:rPr>
@@ -3899,28 +3950,28 @@
       <w:i/>
     </w:rPr>
   </w:style>
-  <w:style w:type="character" w:customStyle="1" w:styleId="OtherTok">
+  <w:style w:customStyle="1" w:styleId="OtherTok" w:type="character">
     <w:name w:val="OtherTok"/>
     <w:basedOn w:val="VerbatimChar"/>
     <w:rPr>
       <w:color w:val="007020"/>
     </w:rPr>
   </w:style>
-  <w:style w:type="character" w:customStyle="1" w:styleId="FunctionTok">
+  <w:style w:customStyle="1" w:styleId="FunctionTok" w:type="character">
     <w:name w:val="FunctionTok"/>
     <w:basedOn w:val="VerbatimChar"/>
     <w:rPr>
       <w:color w:val="06287e"/>
     </w:rPr>
   </w:style>
-  <w:style w:type="character" w:customStyle="1" w:styleId="VariableTok">
+  <w:style w:customStyle="1" w:styleId="VariableTok" w:type="character">
     <w:name w:val="VariableTok"/>
     <w:basedOn w:val="VerbatimChar"/>
     <w:rPr>
       <w:color w:val="19177c"/>
     </w:rPr>
   </w:style>
-  <w:style w:type="character" w:customStyle="1" w:styleId="ControlFlowTok">
+  <w:style w:customStyle="1" w:styleId="ControlFlowTok" w:type="character">
     <w:name w:val="ControlFlowTok"/>
     <w:basedOn w:val="VerbatimChar"/>
     <w:rPr>
@@ -3928,43 +3979,43 @@
       <w:b/>
     </w:rPr>
   </w:style>
-  <w:style w:type="character" w:customStyle="1" w:styleId="OperatorTok">
+  <w:style w:customStyle="1" w:styleId="OperatorTok" w:type="character">
     <w:name w:val="OperatorTok"/>
     <w:basedOn w:val="VerbatimChar"/>
     <w:rPr>
       <w:color w:val="666666"/>
     </w:rPr>
   </w:style>
-  <w:style w:type="character" w:customStyle="1" w:styleId="BuiltInTok">
+  <w:style w:customStyle="1" w:styleId="BuiltInTok" w:type="character">
     <w:name w:val="BuiltInTok"/>
     <w:basedOn w:val="VerbatimChar"/>
     <w:rPr/>
   </w:style>
-  <w:style w:type="character" w:customStyle="1" w:styleId="ExtensionTok">
+  <w:style w:customStyle="1" w:styleId="ExtensionTok" w:type="character">
     <w:name w:val="ExtensionTok"/>
     <w:basedOn w:val="VerbatimChar"/>
     <w:rPr/>
   </w:style>
-  <w:style w:type="character" w:customStyle="1" w:styleId="PreprocessorTok">
+  <w:style w:customStyle="1" w:styleId="PreprocessorTok" w:type="character">
     <w:name w:val="PreprocessorTok"/>
     <w:basedOn w:val="VerbatimChar"/>
     <w:rPr>
       <w:color w:val="bc7a00"/>
     </w:rPr>
   </w:style>
-  <w:style w:type="character" w:customStyle="1" w:styleId="AttributeTok">
+  <w:style w:customStyle="1" w:styleId="AttributeTok" w:type="character">
     <w:name w:val="AttributeTok"/>
     <w:basedOn w:val="VerbatimChar"/>
     <w:rPr>
       <w:color w:val="7d9029"/>
     </w:rPr>
   </w:style>
-  <w:style w:type="character" w:customStyle="1" w:styleId="RegionMarkerTok">
+  <w:style w:customStyle="1" w:styleId="RegionMarkerTok" w:type="character">
     <w:name w:val="RegionMarkerTok"/>
     <w:basedOn w:val="VerbatimChar"/>
     <w:rPr/>
   </w:style>
-  <w:style w:type="character" w:customStyle="1" w:styleId="InformationTok">
+  <w:style w:customStyle="1" w:styleId="InformationTok" w:type="character">
     <w:name w:val="InformationTok"/>
     <w:basedOn w:val="VerbatimChar"/>
     <w:rPr>
@@ -3973,7 +4024,7 @@
       <w:i/>
     </w:rPr>
   </w:style>
-  <w:style w:type="character" w:customStyle="1" w:styleId="WarningTok">
+  <w:style w:customStyle="1" w:styleId="WarningTok" w:type="character">
     <w:name w:val="WarningTok"/>
     <w:basedOn w:val="VerbatimChar"/>
     <w:rPr>
@@ -3982,7 +4033,7 @@
       <w:i/>
     </w:rPr>
   </w:style>
-  <w:style w:type="character" w:customStyle="1" w:styleId="AlertTok">
+  <w:style w:customStyle="1" w:styleId="AlertTok" w:type="character">
     <w:name w:val="AlertTok"/>
     <w:basedOn w:val="VerbatimChar"/>
     <w:rPr>
@@ -3990,7 +4041,7 @@
       <w:b/>
     </w:rPr>
   </w:style>
-  <w:style w:type="character" w:customStyle="1" w:styleId="ErrorTok">
+  <w:style w:customStyle="1" w:styleId="ErrorTok" w:type="character">
     <w:name w:val="ErrorTok"/>
     <w:basedOn w:val="VerbatimChar"/>
     <w:rPr>
@@ -3998,7 +4049,7 @@
       <w:b/>
     </w:rPr>
   </w:style>
-  <w:style w:type="character" w:customStyle="1" w:styleId="NormalTok">
+  <w:style w:customStyle="1" w:styleId="NormalTok" w:type="character">
     <w:name w:val="NormalTok"/>
     <w:basedOn w:val="VerbatimChar"/>
     <w:rPr/>

--- a/reports/AML_Final_Report_editable.docx
+++ b/reports/AML_Final_Report_editable.docx
@@ -229,7 +229,7 @@
               <w:jc w:val="left"/>
             </w:pPr>
             <w:r>
-              <w:t xml:space="preserve">Airflow UI, MLflow registry, drift reports</w:t>
+              <w:t xml:space="preserve">Airflow UI, MLflow registry, drift reports, model_promote.py</w:t>
             </w:r>
           </w:p>
         </w:tc>
@@ -424,7 +424,7 @@
       <w:r>
         <w:drawing>
           <wp:inline>
-            <wp:extent cx="6477000" cy="3064387"/>
+            <wp:extent cx="6477000" cy="3398683"/>
             <wp:effectExtent b="0" l="0" r="0" t="0"/>
             <wp:docPr descr="" title="" id="1" name="Picture"/>
             <a:graphic>
@@ -445,7 +445,7 @@
                   <pic:spPr bwMode="auto">
                     <a:xfrm>
                       <a:off x="0" y="0"/>
-                      <a:ext cx="6477000" cy="3064387"/>
+                      <a:ext cx="6477000" cy="3398683"/>
                     </a:xfrm>
                     <a:prstGeom prst="rect">
                       <a:avLst/>

--- a/reports/AML_Final_Report_editable.docx
+++ b/reports/AML_Final_Report_editable.docx
@@ -41,7 +41,7 @@
         <w:t xml:space="preserve">docker compose up -d --build</w:t>
       </w:r>
       <w:r>
-        <w:t xml:space="preserve">, then switch on the DAG.</w:t>
+        <w:t xml:space="preserve">, then the README steps (data DAG, one training run, inference DAG).</w:t>
       </w:r>
     </w:p>
     <w:bookmarkStart w:id="20" w:name="problem-users-and-success-criteria"/>
@@ -218,18 +218,18 @@
               <w:jc w:val="left"/>
             </w:pPr>
             <w:r>
-              <w:t xml:space="preserve">Keep the pipeline healthy, approve and roll back models</w:t>
-            </w:r>
-          </w:p>
-        </w:tc>
-        <w:tc>
-          <w:p>
-            <w:pPr>
-              <w:pStyle w:val="Compact"/>
-              <w:jc w:val="left"/>
-            </w:pPr>
-            <w:r>
-              <w:t xml:space="preserve">Airflow UI, MLflow registry, drift reports</w:t>
+              <w:t xml:space="preserve">Keep the pipeline healthy, decide on retraining, approve and roll back models</w:t>
+            </w:r>
+          </w:p>
+        </w:tc>
+        <w:tc>
+          <w:p>
+            <w:pPr>
+              <w:pStyle w:val="Compact"/>
+              <w:jc w:val="left"/>
+            </w:pPr>
+            <w:r>
+              <w:t xml:space="preserve">Airflow UI, MLflow registry, drift reports, model_promote.py</w:t>
             </w:r>
           </w:p>
         </w:tc>
@@ -424,7 +424,7 @@
       <w:r>
         <w:drawing>
           <wp:inline>
-            <wp:extent cx="6477000" cy="3064387"/>
+            <wp:extent cx="6477000" cy="3398683"/>
             <wp:effectExtent b="0" l="0" r="0" t="0"/>
             <wp:docPr descr="" title="" id="1" name="Picture"/>
             <a:graphic>
@@ -445,7 +445,7 @@
                   <pic:spPr bwMode="auto">
                     <a:xfrm>
                       <a:off x="0" y="0"/>
-                      <a:ext cx="6477000" cy="3064387"/>
+                      <a:ext cx="6477000" cy="3398683"/>
                     </a:xfrm>
                     <a:prstGeom prst="rect">
                       <a:avLst/>
@@ -764,13 +764,29 @@
           <w:bCs/>
           <w:b/>
         </w:rPr>
-        <w:t xml:space="preserve">Daily pipeline.</w:t>
-      </w:r>
-      <w:r>
-        <w:t xml:space="preserve"> </w:t>
-      </w:r>
-      <w:r>
-        <w:t xml:space="preserve">One DAG run processes one day of transactions (Airflow's</w:t>
+        <w:t xml:space="preserve">Three DAGs.</w:t>
+      </w:r>
+      <w:r>
+        <w:t xml:space="preserve"> </w:t>
+      </w:r>
+      <w:r>
+        <w:t xml:space="preserve">Following the feature, training and inference pipelines of Session 7, the system has three Airflow DAGs that exchange data only through the stores and the MLflow registry. The</w:t>
+      </w:r>
+      <w:r>
+        <w:t xml:space="preserve"> </w:t>
+      </w:r>
+      <w:r>
+        <w:rPr>
+          <w:iCs/>
+          <w:i/>
+        </w:rPr>
+        <w:t xml:space="preserve">data DAG</w:t>
+      </w:r>
+      <w:r>
+        <w:t xml:space="preserve"> </w:t>
+      </w:r>
+      <w:r>
+        <w:t xml:space="preserve">runs daily; one run processes one day of transactions (Airflow's</w:t>
       </w:r>
       <w:r>
         <w:t xml:space="preserve"> </w:t>
@@ -779,7 +795,39 @@
         <w:t xml:space="preserve">ds</w:t>
       </w:r>
       <w:r>
-        <w:t xml:space="preserve">). Bronze and silver ingest day ds. Features look back and labels look forward, so the gold jobs work on different snapshots: features for the next morning (ds+1), and labels for the snapshot taken the morning before (ds-1), whose two-day label window has just closed. Training runs only when needed (Section 6), then batch inference scores the ds+1 snapshot and the monitor checks it. We replay Sep 1-10 as production with Airflow's catchup: the ten runs take 12 minutes on a laptop; a normal day takes about one minute, a training day three.</w:t>
+        <w:t xml:space="preserve">). Bronze and silver ingest day ds. Features look back and labels look forward, so the gold jobs work on different snapshots: features for the next morning (ds+1), and labels for the snapshot taken the morning before (ds-1), whose two-day label window has just closed. The</w:t>
+      </w:r>
+      <w:r>
+        <w:t xml:space="preserve"> </w:t>
+      </w:r>
+      <w:r>
+        <w:rPr>
+          <w:iCs/>
+          <w:i/>
+        </w:rPr>
+        <w:t xml:space="preserve">training DAG</w:t>
+      </w:r>
+      <w:r>
+        <w:t xml:space="preserve"> </w:t>
+      </w:r>
+      <w:r>
+        <w:t xml:space="preserve">has no schedule; a person runs it with a train date (Section 6). The</w:t>
+      </w:r>
+      <w:r>
+        <w:t xml:space="preserve"> </w:t>
+      </w:r>
+      <w:r>
+        <w:rPr>
+          <w:iCs/>
+          <w:i/>
+        </w:rPr>
+        <w:t xml:space="preserve">inference DAG</w:t>
+      </w:r>
+      <w:r>
+        <w:t xml:space="preserve"> </w:t>
+      </w:r>
+      <w:r>
+        <w:t xml:space="preserve">runs daily, waits for the data run of the same day (a sensor in reschedule mode, so it does not block the single-slot executor), scores the ds+1 snapshot and runs the monitor. We replay Sep 1-10 as production with Airflow's catchup: on a laptop the data DAG's ten runs take 7 minutes, a training run under 2 minutes and the inference DAG's catch-up about one minute.</w:t>
       </w:r>
     </w:p>
     <w:p>
@@ -1223,13 +1271,7 @@
         <w:t xml:space="preserve"> </w:t>
       </w:r>
       <w:r>
-        <w:t xml:space="preserve">model_train.py</w:t>
-      </w:r>
-      <w:r>
-        <w:t xml:space="preserve"> </w:t>
-      </w:r>
-      <w:r>
-        <w:t xml:space="preserve">loads the train and validation snapshots from the feature and label stores. LR is tuned over a small grid (C, class weight). Each LightGBM is tuned with a 20-try random search over leaves, minimum leaf size, learning rate, column sampling, L2 and scale_pos_weight, every try with early stopping on validation PR-AUC. All three models are logged to MLflow (parameters, train and validation metrics, the table of all tuning tries) and registered as new versions of the model</w:t>
+        <w:t xml:space="preserve">The training DAG checks that the train and validation snapshots have features and labels, then trains the three models as separate tasks, one script per model, so each can be changed and rerun on its own. LR is tuned over a small grid (C, class weight). Each LightGBM is tuned with a 20-try random search over leaves, minimum leaf size, learning rate, column sampling, L2 and scale_pos_weight, every try with early stopping on validation PR-AUC. Each model is logged to MLflow (parameters, train and validation metrics, the table of all tuning tries) and registered as a new version of</w:t>
       </w:r>
       <w:r>
         <w:t xml:space="preserve"> </w:t>
@@ -1238,7 +1280,16 @@
         <w:t xml:space="preserve">aml-account-risk</w:t>
       </w:r>
       <w:r>
-        <w:t xml:space="preserve">. Training takes about two minutes on a laptop CPU, so a GPU or distributed training was not needed.</w:t>
+        <w:t xml:space="preserve">. A last task,</w:t>
+      </w:r>
+      <w:r>
+        <w:t xml:space="preserve"> </w:t>
+      </w:r>
+      <w:r>
+        <w:t xml:space="preserve">model_select.py</w:t>
+      </w:r>
+      <w:r>
+        <w:t xml:space="preserve">, applies the selection rule, moves the aliases and draws the models against the LR baseline on the same validation snapshot. Training the three models takes under two minutes on a laptop CPU, so a GPU or distributed training was not needed.</w:t>
       </w:r>
     </w:p>
     <w:p>
@@ -1531,7 +1582,7 @@
         <w:t xml:space="preserve"> </w:t>
       </w:r>
       <w:r>
-        <w:t xml:space="preserve">The champion is the simplest model within 10% of the best validation PR-AUC. The graph model was only 3% better on validation, well inside the noise of 565 positives, and it costs an extra daily job, so plain LightGBM became champion (version 2). The graph model became challenger (v3) and LR the baseline (v1); both run in shadow mode.</w:t>
+        <w:t xml:space="preserve">The champion is the simplest model within 10% of the best validation PR-AUC. The graph model was only 3% better on validation, well inside the noise of 565 positives, and it costs an extra daily job, so plain LightGBM became champion (version 2). The graph model became challenger (v3) and runs in shadow mode. LR (v1) is the baseline: not scored daily, but drawn against both at each training (validation PR-AUC 0.065 and 0.067 against 0.042).</w:t>
       </w:r>
     </w:p>
     <w:p>
@@ -1583,7 +1634,7 @@
         <w:t xml:space="preserve">model_inference.py</w:t>
       </w:r>
       <w:r>
-        <w:t xml:space="preserve">, daily). It loads every model that has an alias, scores all accounts of the snapshot (about 250k in a few seconds) and saves every score with its model version to the inference store. The champion's top 500 accounts, with three reasons each, become the morning alert list. Challenger and baseline scores are stored but never shown to investigators: this is our shadow deployment.</w:t>
+        <w:t xml:space="preserve">, daily). It loads the champion and the shadow models (the challenger, or the two new models after a retrain) by alias from the MLflow registry, scores all accounts of the snapshot (about 250k in a few seconds) and saves every score with its model version to the inference store. A model never scores snapshots older than its training date. The champion's top 500 accounts, with three reasons each, become the morning alert list. Shadow scores are stored but never shown to investigators: this is our shadow deployment.</w:t>
       </w:r>
     </w:p>
     <w:p>
@@ -1829,6 +1880,24 @@
           <w:bCs/>
           <w:b/>
         </w:rPr>
+        <w:t xml:space="preserve">Registry and release.</w:t>
+      </w:r>
+      <w:r>
+        <w:t xml:space="preserve"> </w:t>
+      </w:r>
+      <w:r>
+        <w:t xml:space="preserve">One registered model in MLflow with aliases replaces file names: champion (production), challenger (shadow) and baseline (the LR benchmark, compared at each training). A retrain puts its two new models in shadow (shadow_1, shadow_2) while the champion keeps serving; the old challenger, trained on the same old data, stops. Promotion is a human decision against written criteria (at least three labelled days with higher P@500, no other metric worse): an ML engineer runs model_promote.py, which makes one new model champion and the other challenger, records who, when and why, and calls POST /reload; the API also re-reads the alias every minute. Rollback is the same command with an older version; both were tested without restarting any container.</w:t>
+      </w:r>
+    </w:p>
+    <w:p>
+      <w:pPr>
+        <w:pStyle w:val="BodyText"/>
+      </w:pPr>
+      <w:r>
+        <w:rPr>
+          <w:bCs/>
+          <w:b/>
+        </w:rPr>
         <w:t xml:space="preserve">Table 6.</w:t>
       </w:r>
       <w:r>
@@ -1975,13 +2044,13 @@
           <w:bCs/>
           <w:b/>
         </w:rPr>
-        <w:t xml:space="preserve">Registry and release.</w:t>
-      </w:r>
-      <w:r>
-        <w:t xml:space="preserve"> </w:t>
-      </w:r>
-      <w:r>
-        <w:t xml:space="preserve">One registered model in MLflow with three aliases replaces file names: champion (production), challenger and baseline (shadow). A retrained model only ever becomes challenger. Promotion is a human decision: an ML engineer moves the champion alias in the MLflow UI after reviewing the shadow results and calls POST /reload; the next batch run picks the new champion up by itself. This works like a blue/green switch, and rollback is moving the alias back. We tested the switch end to end (v2 to v3 and back) without restarting any container.</w:t>
+        <w:t xml:space="preserve">Retraining policy.</w:t>
+      </w:r>
+      <w:r>
+        <w:t xml:space="preserve"> </w:t>
+      </w:r>
+      <w:r>
+        <w:t xml:space="preserve">Retraining is a person's decision, not a timer. The monitor raises a drift alert; an ML engineer reviews the drift report and the shadow results and, if a new model is worth it, runs the training DAG with a train date. The new models only run in shadow. In a regulated setting we prefer this: every model change is a recorded human decision.</w:t>
       </w:r>
     </w:p>
     <w:p>
@@ -1993,31 +2062,13 @@
           <w:bCs/>
           <w:b/>
         </w:rPr>
-        <w:t xml:space="preserve">Retraining policy.</w:t>
-      </w:r>
-      <w:r>
-        <w:t xml:space="preserve"> </w:t>
-      </w:r>
-      <w:r>
-        <w:t xml:space="preserve">The training task runs every day but only trains when there is no champion yet, when the champion is a week old, or when the monitor raised a drift flag and no newer challenger is already waiting for approval.</w:t>
-      </w:r>
-    </w:p>
-    <w:p>
-      <w:pPr>
-        <w:pStyle w:val="BodyText"/>
-      </w:pPr>
-      <w:r>
-        <w:rPr>
-          <w:bCs/>
-          <w:b/>
-        </w:rPr>
         <w:t xml:space="preserve">CI.</w:t>
       </w:r>
       <w:r>
         <w:t xml:space="preserve"> </w:t>
       </w:r>
       <w:r>
-        <w:t xml:space="preserve">GitHub Actions compiles every job and the DAG and runs 10 unit tests on each push and pull request (metrics, including the tie bug in Section 8, PSI, reason codes, and the API with a stub model).</w:t>
+        <w:t xml:space="preserve">GitHub Actions compiles every job and the DAGs and runs 19 unit tests on each push and pull request (metrics, including the tie bug in Section 8, PSI, reason codes, model selection, promotion and the stub-model API).</w:t>
       </w:r>
     </w:p>
     <w:bookmarkEnd w:id="27"/>
@@ -2057,7 +2108,7 @@
         <w:t xml:space="preserve"> </w:t>
       </w:r>
       <w:r>
-        <w:t xml:space="preserve">Once a snapshot's labels arrive, two days later, P@K, R@K and PR-AUC for every alias and two rule baselines, appended to model_performance.csv.</w:t>
+        <w:t xml:space="preserve">Once a snapshot's labels arrive, two days later, P@K, R@K and PR-AUC for the champion, the shadow models and two rule baselines, appended to model_performance.csv.</w:t>
       </w:r>
     </w:p>
     <w:p>
@@ -2153,7 +2204,7 @@
         <w:pStyle w:val="FirstParagraph"/>
       </w:pPr>
       <w:r>
-        <w:t xml:space="preserve">A drift flag is raised when the score or one of the champion's ten most important features passes 0.25.</w:t>
+        <w:t xml:space="preserve">A drift alert (an ERROR in the task log and a row in drift_alerts.csv) is raised when the score or one of the champion's ten most important features passes 0.25. Nothing is retrained automatically.</w:t>
       </w:r>
     </w:p>
     <w:p>
@@ -2218,7 +2269,7 @@
         <w:t xml:space="preserve"> </w:t>
       </w:r>
       <w:r>
-        <w:t xml:space="preserve">On the first production snapshot the monitor found strong drift (Figure 3): hours_since_last_txn (PSI 1.87), active_span_hours (1.24) and the score itself (1.17). The cause is the calendar: the training window (Thursday to Sunday) contains a weekend and the test window (Monday to Thursday) does not, so recency and activity features shift. The flag triggered a retrain the next night (train Sep 6, validation Sep 8); the new LightGBM (v5, validation PR-AUC 0.073) became challenger, and the monitor stopped raising flags while it waits for approval. The attribution view also shows that the model relies most on how large the received amounts are (34% of |SHAP|) and on recency (16%); ACH share is only 5%, less than the EDA made us fear.</w:t>
+        <w:t xml:space="preserve">On the first production snapshot the monitor found strong drift (Figure 3): hours_since_last_txn (PSI 1.87), active_span_hours (1.24) and the score itself (1.17). The cause is the calendar: the training window (Thursday to Sunday) contains a weekend and the test window (Monday to Thursday) does not, so recency and activity features shift. The monitor logged a drift alert, and repeats it every day the drift lasts. We reviewed it and ran the training DAG with train date Sep 10 (train Sep 6, validation Sep 8): the new LightGBM (v5, validation PR-AUC 0.073) and graph model (v6, 0.070) now run in shadow, and the comparison chart showed them and the champion (0.068) well above the LR baseline (0.043) on the same validation day. The attribution view also shows that the model relies most on how large the received amounts are (34% of |SHAP|) and on recency (16%); ACH share is only 5%, less than the EDA made us fear.</w:t>
       </w:r>
     </w:p>
     <w:p>
@@ -2867,7 +2918,7 @@
         <w:pStyle w:val="FirstParagraph"/>
       </w:pPr>
       <w:r>
-        <w:t xml:space="preserve">The champion's morning list of 500 accounts held 47 laundering accounts: 2.2 times the best rule (21) and 45 times a random list. The top of the list is much denser: 9 of the first 10 and 30 of the first 50 accounts were laundering, so a short review already pays off. ACH appears in most top reasons (Table 5), the simulator quirk from Section 2; on real data that reason would need review. The shadow challenger did better on this first labelled production day, with 69 hits. A paired bootstrap of the difference (the same resampled accounts for both models) puts the gain at +4.2 points of P@500 (95% interval 2.2 to 6.2) and +0.013 PR-AUC (0.002 to 0.025), so on this day it is not noise. This is the situation shadow deployment is for: we went live with the simpler model and let new labelled data decide. We recommend promoting v3 once the gain holds on a few more labelled days, which our ten days of data cannot provide.</w:t>
+        <w:t xml:space="preserve">The champion's morning list of 500 accounts held 47 laundering accounts: 2.2 times the best rule (21) and 45 times a random list. The top of the list is much denser: 9 of the first 10 and 30 of the first 50 accounts were laundering, so a short review already pays off. ACH appears in most top reasons (Table 5), the simulator quirk from Section 2; on real data that reason would need review. The shadow challenger did better on this first labelled production day, with 69 hits. A paired bootstrap of the difference (the same resampled accounts for both models) puts the gain at +4.2 points of P@500 (95% interval 2.2 to 6.2) and +0.013 PR-AUC (0.002 to 0.025), so on this day it is not noise. This is the situation shadow deployment is for: we went live with the simpler model and let new labelled data decide. After the retrain the new graph model (v6) runs in shadow next to the new LightGBM (v5); we recommend promoting the graph model once it meets our promotion criteria (Section 6), which our ten days of data cannot provide.</w:t>
       </w:r>
     </w:p>
     <w:p>
@@ -3774,7 +3825,7 @@
       <w:color w:themeColor="accent1" w:themeShade="BF" w:val="365F91"/>
     </w:rPr>
   </w:style>
-  <w:style w:type="paragraph" w:customStyle="1" w:styleId="SourceCode">
+  <w:style w:customStyle="1" w:styleId="SourceCode" w:type="paragraph">
     <w:name w:val="Source Code"/>
     <w:basedOn w:val="Normal"/>
     <w:link w:val="VerbatimChar"/>
@@ -3782,7 +3833,7 @@
       <w:wordWrap w:val="off"/>
     </w:pPr>
   </w:style>
-  <w:style w:type="character" w:customStyle="1" w:styleId="KeywordTok">
+  <w:style w:customStyle="1" w:styleId="KeywordTok" w:type="character">
     <w:name w:val="KeywordTok"/>
     <w:basedOn w:val="VerbatimChar"/>
     <w:rPr>
@@ -3790,82 +3841,82 @@
       <w:b/>
     </w:rPr>
   </w:style>
-  <w:style w:type="character" w:customStyle="1" w:styleId="DataTypeTok">
+  <w:style w:customStyle="1" w:styleId="DataTypeTok" w:type="character">
     <w:name w:val="DataTypeTok"/>
     <w:basedOn w:val="VerbatimChar"/>
     <w:rPr>
       <w:color w:val="902000"/>
     </w:rPr>
   </w:style>
-  <w:style w:type="character" w:customStyle="1" w:styleId="DecValTok">
+  <w:style w:customStyle="1" w:styleId="DecValTok" w:type="character">
     <w:name w:val="DecValTok"/>
     <w:basedOn w:val="VerbatimChar"/>
     <w:rPr>
       <w:color w:val="40a070"/>
     </w:rPr>
   </w:style>
-  <w:style w:type="character" w:customStyle="1" w:styleId="BaseNTok">
+  <w:style w:customStyle="1" w:styleId="BaseNTok" w:type="character">
     <w:name w:val="BaseNTok"/>
     <w:basedOn w:val="VerbatimChar"/>
     <w:rPr>
       <w:color w:val="40a070"/>
     </w:rPr>
   </w:style>
-  <w:style w:type="character" w:customStyle="1" w:styleId="FloatTok">
+  <w:style w:customStyle="1" w:styleId="FloatTok" w:type="character">
     <w:name w:val="FloatTok"/>
     <w:basedOn w:val="VerbatimChar"/>
     <w:rPr>
       <w:color w:val="40a070"/>
     </w:rPr>
   </w:style>
-  <w:style w:type="character" w:customStyle="1" w:styleId="ConstantTok">
+  <w:style w:customStyle="1" w:styleId="ConstantTok" w:type="character">
     <w:name w:val="ConstantTok"/>
     <w:basedOn w:val="VerbatimChar"/>
     <w:rPr>
       <w:color w:val="880000"/>
     </w:rPr>
   </w:style>
-  <w:style w:type="character" w:customStyle="1" w:styleId="CharTok">
+  <w:style w:customStyle="1" w:styleId="CharTok" w:type="character">
     <w:name w:val="CharTok"/>
     <w:basedOn w:val="VerbatimChar"/>
     <w:rPr>
       <w:color w:val="4070a0"/>
     </w:rPr>
   </w:style>
-  <w:style w:type="character" w:customStyle="1" w:styleId="SpecialCharTok">
+  <w:style w:customStyle="1" w:styleId="SpecialCharTok" w:type="character">
     <w:name w:val="SpecialCharTok"/>
     <w:basedOn w:val="VerbatimChar"/>
     <w:rPr>
       <w:color w:val="4070a0"/>
     </w:rPr>
   </w:style>
-  <w:style w:type="character" w:customStyle="1" w:styleId="StringTok">
+  <w:style w:customStyle="1" w:styleId="StringTok" w:type="character">
     <w:name w:val="StringTok"/>
     <w:basedOn w:val="VerbatimChar"/>
     <w:rPr>
       <w:color w:val="4070a0"/>
     </w:rPr>
   </w:style>
-  <w:style w:type="character" w:customStyle="1" w:styleId="VerbatimStringTok">
+  <w:style w:customStyle="1" w:styleId="VerbatimStringTok" w:type="character">
     <w:name w:val="VerbatimStringTok"/>
     <w:basedOn w:val="VerbatimChar"/>
     <w:rPr>
       <w:color w:val="4070a0"/>
     </w:rPr>
   </w:style>
-  <w:style w:type="character" w:customStyle="1" w:styleId="SpecialStringTok">
+  <w:style w:customStyle="1" w:styleId="SpecialStringTok" w:type="character">
     <w:name w:val="SpecialStringTok"/>
     <w:basedOn w:val="VerbatimChar"/>
     <w:rPr>
       <w:color w:val="bb6688"/>
     </w:rPr>
   </w:style>
-  <w:style w:type="character" w:customStyle="1" w:styleId="ImportTok">
+  <w:style w:customStyle="1" w:styleId="ImportTok" w:type="character">
     <w:name w:val="ImportTok"/>
     <w:basedOn w:val="VerbatimChar"/>
     <w:rPr/>
   </w:style>
-  <w:style w:type="character" w:customStyle="1" w:styleId="CommentTok">
+  <w:style w:customStyle="1" w:styleId="CommentTok" w:type="character">
     <w:name w:val="CommentTok"/>
     <w:basedOn w:val="VerbatimChar"/>
     <w:rPr>
@@ -3873,7 +3924,7 @@
       <w:i/>
     </w:rPr>
   </w:style>
-  <w:style w:type="character" w:customStyle="1" w:styleId="DocumentationTok">
+  <w:style w:customStyle="1" w:styleId="DocumentationTok" w:type="character">
     <w:name w:val="DocumentationTok"/>
     <w:basedOn w:val="VerbatimChar"/>
     <w:rPr>
@@ -3881,7 +3932,7 @@
       <w:i/>
     </w:rPr>
   </w:style>
-  <w:style w:type="character" w:customStyle="1" w:styleId="AnnotationTok">
+  <w:style w:customStyle="1" w:styleId="AnnotationTok" w:type="character">
     <w:name w:val="AnnotationTok"/>
     <w:basedOn w:val="VerbatimChar"/>
     <w:rPr>
@@ -3890,7 +3941,7 @@
       <w:i/>
     </w:rPr>
   </w:style>
-  <w:style w:type="character" w:customStyle="1" w:styleId="CommentVarTok">
+  <w:style w:customStyle="1" w:styleId="CommentVarTok" w:type="character">
     <w:name w:val="CommentVarTok"/>
     <w:basedOn w:val="VerbatimChar"/>
     <w:rPr>
@@ -3899,28 +3950,28 @@
       <w:i/>
     </w:rPr>
   </w:style>
-  <w:style w:type="character" w:customStyle="1" w:styleId="OtherTok">
+  <w:style w:customStyle="1" w:styleId="OtherTok" w:type="character">
     <w:name w:val="OtherTok"/>
     <w:basedOn w:val="VerbatimChar"/>
     <w:rPr>
       <w:color w:val="007020"/>
     </w:rPr>
   </w:style>
-  <w:style w:type="character" w:customStyle="1" w:styleId="FunctionTok">
+  <w:style w:customStyle="1" w:styleId="FunctionTok" w:type="character">
     <w:name w:val="FunctionTok"/>
     <w:basedOn w:val="VerbatimChar"/>
     <w:rPr>
       <w:color w:val="06287e"/>
     </w:rPr>
   </w:style>
-  <w:style w:type="character" w:customStyle="1" w:styleId="VariableTok">
+  <w:style w:customStyle="1" w:styleId="VariableTok" w:type="character">
     <w:name w:val="VariableTok"/>
     <w:basedOn w:val="VerbatimChar"/>
     <w:rPr>
       <w:color w:val="19177c"/>
     </w:rPr>
   </w:style>
-  <w:style w:type="character" w:customStyle="1" w:styleId="ControlFlowTok">
+  <w:style w:customStyle="1" w:styleId="ControlFlowTok" w:type="character">
     <w:name w:val="ControlFlowTok"/>
     <w:basedOn w:val="VerbatimChar"/>
     <w:rPr>
@@ -3928,43 +3979,43 @@
       <w:b/>
     </w:rPr>
   </w:style>
-  <w:style w:type="character" w:customStyle="1" w:styleId="OperatorTok">
+  <w:style w:customStyle="1" w:styleId="OperatorTok" w:type="character">
     <w:name w:val="OperatorTok"/>
     <w:basedOn w:val="VerbatimChar"/>
     <w:rPr>
       <w:color w:val="666666"/>
     </w:rPr>
   </w:style>
-  <w:style w:type="character" w:customStyle="1" w:styleId="BuiltInTok">
+  <w:style w:customStyle="1" w:styleId="BuiltInTok" w:type="character">
     <w:name w:val="BuiltInTok"/>
     <w:basedOn w:val="VerbatimChar"/>
     <w:rPr/>
   </w:style>
-  <w:style w:type="character" w:customStyle="1" w:styleId="ExtensionTok">
+  <w:style w:customStyle="1" w:styleId="ExtensionTok" w:type="character">
     <w:name w:val="ExtensionTok"/>
     <w:basedOn w:val="VerbatimChar"/>
     <w:rPr/>
   </w:style>
-  <w:style w:type="character" w:customStyle="1" w:styleId="PreprocessorTok">
+  <w:style w:customStyle="1" w:styleId="PreprocessorTok" w:type="character">
     <w:name w:val="PreprocessorTok"/>
     <w:basedOn w:val="VerbatimChar"/>
     <w:rPr>
       <w:color w:val="bc7a00"/>
     </w:rPr>
   </w:style>
-  <w:style w:type="character" w:customStyle="1" w:styleId="AttributeTok">
+  <w:style w:customStyle="1" w:styleId="AttributeTok" w:type="character">
     <w:name w:val="AttributeTok"/>
     <w:basedOn w:val="VerbatimChar"/>
     <w:rPr>
       <w:color w:val="7d9029"/>
     </w:rPr>
   </w:style>
-  <w:style w:type="character" w:customStyle="1" w:styleId="RegionMarkerTok">
+  <w:style w:customStyle="1" w:styleId="RegionMarkerTok" w:type="character">
     <w:name w:val="RegionMarkerTok"/>
     <w:basedOn w:val="VerbatimChar"/>
     <w:rPr/>
   </w:style>
-  <w:style w:type="character" w:customStyle="1" w:styleId="InformationTok">
+  <w:style w:customStyle="1" w:styleId="InformationTok" w:type="character">
     <w:name w:val="InformationTok"/>
     <w:basedOn w:val="VerbatimChar"/>
     <w:rPr>
@@ -3973,7 +4024,7 @@
       <w:i/>
     </w:rPr>
   </w:style>
-  <w:style w:type="character" w:customStyle="1" w:styleId="WarningTok">
+  <w:style w:customStyle="1" w:styleId="WarningTok" w:type="character">
     <w:name w:val="WarningTok"/>
     <w:basedOn w:val="VerbatimChar"/>
     <w:rPr>
@@ -3982,7 +4033,7 @@
       <w:i/>
     </w:rPr>
   </w:style>
-  <w:style w:type="character" w:customStyle="1" w:styleId="AlertTok">
+  <w:style w:customStyle="1" w:styleId="AlertTok" w:type="character">
     <w:name w:val="AlertTok"/>
     <w:basedOn w:val="VerbatimChar"/>
     <w:rPr>
@@ -3990,7 +4041,7 @@
       <w:b/>
     </w:rPr>
   </w:style>
-  <w:style w:type="character" w:customStyle="1" w:styleId="ErrorTok">
+  <w:style w:customStyle="1" w:styleId="ErrorTok" w:type="character">
     <w:name w:val="ErrorTok"/>
     <w:basedOn w:val="VerbatimChar"/>
     <w:rPr>
@@ -3998,7 +4049,7 @@
       <w:b/>
     </w:rPr>
   </w:style>
-  <w:style w:type="character" w:customStyle="1" w:styleId="NormalTok">
+  <w:style w:customStyle="1" w:styleId="NormalTok" w:type="character">
     <w:name w:val="NormalTok"/>
     <w:basedOn w:val="VerbatimChar"/>
     <w:rPr/>
